--- a/react/react-学习.docx
+++ b/react/react-学习.docx
@@ -6,6 +6,7 @@
       <w:pPr>
         <w:pStyle w:val="1"/>
         <w:rPr>
+          <w:rFonts w:hint="eastAsia"/>
           <w:b/>
           <w:bCs/>
           <w:color w:val="000000" w:themeColor="text1"/>
@@ -26,6 +27,11 @@
       </w:r>
     </w:p>
     <w:p>
+      <w:pPr>
+        <w:rPr>
+          <w:rFonts w:hint="eastAsia"/>
+        </w:rPr>
+      </w:pPr>
       <w:hyperlink r:id="rId6" w:history="1">
         <w:r>
           <w:rPr>
@@ -36,9 +42,74 @@
         </w:r>
       </w:hyperlink>
     </w:p>
-    <w:p/>
-    <w:p>
+    <w:p>
+      <w:pPr>
+        <w:rPr>
+          <w:rFonts w:hint="eastAsia"/>
+        </w:rPr>
+      </w:pPr>
+    </w:p>
+    <w:p>
+      <w:pPr>
+        <w:rPr>
+          <w:rFonts w:hint="eastAsia"/>
+        </w:rPr>
+      </w:pPr>
+    </w:p>
+    <w:p>
+      <w:pPr>
+        <w:pStyle w:val="1"/>
+        <w:rPr>
+          <w:rFonts w:hint="eastAsia"/>
+          <w:b/>
+          <w:bCs/>
+          <w:color w:val="000000" w:themeColor="text1"/>
+          <w:sz w:val="18"/>
+          <w:szCs w:val="18"/>
+        </w:rPr>
+      </w:pPr>
+      <w:r>
+        <w:rPr>
+          <w:rFonts w:hint="eastAsia"/>
+          <w:b/>
+          <w:bCs/>
+          <w:color w:val="000000" w:themeColor="text1"/>
+          <w:sz w:val="18"/>
+          <w:szCs w:val="18"/>
+        </w:rPr>
+        <w:t>参考文档</w:t>
+      </w:r>
+    </w:p>
+    <w:p>
+      <w:pPr>
+        <w:rPr>
+          <w:rFonts w:hint="eastAsia"/>
+        </w:rPr>
+      </w:pPr>
       <w:hyperlink r:id="rId7" w:history="1">
+        <w:r>
+          <w:rPr>
+            <w:rStyle w:val="af2"/>
+            <w:rFonts w:hint="eastAsia"/>
+          </w:rPr>
+          <w:t>https://react.docschina.org/</w:t>
+        </w:r>
+      </w:hyperlink>
+    </w:p>
+    <w:p>
+      <w:pPr>
+        <w:rPr>
+          <w:rFonts w:hint="eastAsia"/>
+        </w:rPr>
+      </w:pPr>
+    </w:p>
+    <w:p>
+      <w:pPr>
+        <w:rPr>
+          <w:rFonts w:hint="eastAsia"/>
+        </w:rPr>
+      </w:pPr>
+      <w:hyperlink r:id="rId8" w:history="1">
         <w:r>
           <w:rPr>
             <w:rStyle w:val="af2"/>
@@ -59,6 +130,7 @@
       <w:pPr>
         <w:pStyle w:val="1"/>
         <w:rPr>
+          <w:rFonts w:hint="eastAsia"/>
           <w:b/>
           <w:bCs/>
           <w:color w:val="000000" w:themeColor="text1"/>
@@ -75,47 +147,16 @@
           <w:sz w:val="18"/>
           <w:szCs w:val="18"/>
         </w:rPr>
-        <w:t>参考文档</w:t>
-      </w:r>
-    </w:p>
-    <w:p>
-      <w:pPr>
-        <w:rPr>
-          <w:rFonts w:hint="eastAsia"/>
-        </w:rPr>
-      </w:pPr>
-      <w:r>
-        <w:rPr>
-          <w:rFonts w:hint="eastAsia"/>
-        </w:rPr>
-        <w:t>https://react.docschina.org/</w:t>
-      </w:r>
-    </w:p>
-    <w:p>
-      <w:pPr>
-        <w:pStyle w:val="1"/>
-        <w:rPr>
-          <w:b/>
-          <w:bCs/>
-          <w:color w:val="000000" w:themeColor="text1"/>
-          <w:sz w:val="18"/>
-          <w:szCs w:val="18"/>
-        </w:rPr>
-      </w:pPr>
-      <w:r>
-        <w:rPr>
-          <w:rFonts w:hint="eastAsia"/>
-          <w:b/>
-          <w:bCs/>
-          <w:color w:val="000000" w:themeColor="text1"/>
-          <w:sz w:val="18"/>
-          <w:szCs w:val="18"/>
-        </w:rPr>
         <w:t>安装node.js</w:t>
       </w:r>
     </w:p>
     <w:p>
-      <w:hyperlink r:id="rId8" w:history="1">
+      <w:pPr>
+        <w:rPr>
+          <w:rFonts w:hint="eastAsia"/>
+        </w:rPr>
+      </w:pPr>
+      <w:hyperlink r:id="rId9" w:history="1">
         <w:r>
           <w:rPr>
             <w:rStyle w:val="af2"/>
@@ -142,6 +183,7 @@
       <w:pPr>
         <w:pStyle w:val="1"/>
         <w:rPr>
+          <w:rFonts w:hint="eastAsia"/>
           <w:b/>
           <w:bCs/>
           <w:color w:val="000000" w:themeColor="text1"/>
@@ -162,6 +204,11 @@
       </w:r>
     </w:p>
     <w:p>
+      <w:pPr>
+        <w:rPr>
+          <w:rFonts w:hint="eastAsia"/>
+        </w:rPr>
+      </w:pPr>
       <w:proofErr w:type="spellStart"/>
       <w:r>
         <w:t>npm</w:t>
@@ -170,7 +217,7 @@
       <w:r>
         <w:t xml:space="preserve"> config set registry </w:t>
       </w:r>
-      <w:hyperlink r:id="rId9" w:history="1">
+      <w:hyperlink r:id="rId10" w:history="1">
         <w:r>
           <w:rPr>
             <w:rStyle w:val="af2"/>
@@ -180,6 +227,11 @@
       </w:hyperlink>
     </w:p>
     <w:p>
+      <w:pPr>
+        <w:rPr>
+          <w:rFonts w:hint="eastAsia"/>
+        </w:rPr>
+      </w:pPr>
       <w:proofErr w:type="spellStart"/>
       <w:r>
         <w:rPr>
@@ -196,6 +248,11 @@
       </w:r>
     </w:p>
     <w:p>
+      <w:pPr>
+        <w:rPr>
+          <w:rFonts w:hint="eastAsia"/>
+        </w:rPr>
+      </w:pPr>
       <w:r>
         <w:rPr>
           <w:rFonts w:hint="eastAsia"/>
@@ -204,6 +261,11 @@
       </w:r>
     </w:p>
     <w:p>
+      <w:pPr>
+        <w:rPr>
+          <w:rFonts w:hint="eastAsia"/>
+        </w:rPr>
+      </w:pPr>
       <w:proofErr w:type="spellStart"/>
       <w:r>
         <w:t>npm</w:t>
@@ -226,11 +288,18 @@
       </w:r>
       <w:proofErr w:type="spellEnd"/>
     </w:p>
-    <w:p/>
+    <w:p>
+      <w:pPr>
+        <w:rPr>
+          <w:rFonts w:hint="eastAsia"/>
+        </w:rPr>
+      </w:pPr>
+    </w:p>
     <w:p>
       <w:pPr>
         <w:pStyle w:val="1"/>
         <w:rPr>
+          <w:rFonts w:hint="eastAsia"/>
           <w:b/>
           <w:bCs/>
           <w:color w:val="000000" w:themeColor="text1"/>
@@ -251,7 +320,15 @@
       </w:r>
     </w:p>
     <w:p>
-      <w:r>
+      <w:pPr>
+        <w:rPr>
+          <w:rFonts w:hint="eastAsia"/>
+        </w:rPr>
+      </w:pPr>
+      <w:r>
+        <w:rPr>
+          <w:noProof/>
+        </w:rPr>
         <w:drawing>
           <wp:inline distT="0" distB="0" distL="0" distR="0" wp14:anchorId="143AFD6E" wp14:editId="5FE13A03">
             <wp:extent cx="5274310" cy="1004570"/>
@@ -268,7 +345,7 @@
                     <pic:cNvPicPr/>
                   </pic:nvPicPr>
                   <pic:blipFill>
-                    <a:blip r:embed="rId10"/>
+                    <a:blip r:embed="rId11"/>
                     <a:stretch>
                       <a:fillRect/>
                     </a:stretch>
@@ -310,6 +387,11 @@
       </w:r>
     </w:p>
     <w:p>
+      <w:pPr>
+        <w:rPr>
+          <w:rFonts w:hint="eastAsia"/>
+        </w:rPr>
+      </w:pPr>
       <w:proofErr w:type="spellStart"/>
       <w:r>
         <w:t>npm</w:t>
@@ -320,6 +402,11 @@
       </w:r>
     </w:p>
     <w:p>
+      <w:pPr>
+        <w:rPr>
+          <w:rFonts w:hint="eastAsia"/>
+        </w:rPr>
+      </w:pPr>
       <w:r>
         <w:rPr>
           <w:rFonts w:hint="eastAsia"/>
@@ -328,6 +415,11 @@
       </w:r>
     </w:p>
     <w:p>
+      <w:pPr>
+        <w:rPr>
+          <w:rFonts w:hint="eastAsia"/>
+        </w:rPr>
+      </w:pPr>
       <w:proofErr w:type="spellStart"/>
       <w:r>
         <w:t>npx</w:t>
@@ -398,6 +490,7 @@
       <w:pPr>
         <w:pStyle w:val="1"/>
         <w:rPr>
+          <w:rFonts w:hint="eastAsia"/>
           <w:b/>
           <w:bCs/>
           <w:color w:val="000000" w:themeColor="text1"/>
@@ -419,6 +512,11 @@
       </w:r>
     </w:p>
     <w:p>
+      <w:pPr>
+        <w:rPr>
+          <w:rFonts w:hint="eastAsia"/>
+        </w:rPr>
+      </w:pPr>
       <w:r>
         <w:rPr>
           <w:noProof/>
@@ -441,7 +539,7 @@
                     </pic:cNvPicPr>
                   </pic:nvPicPr>
                   <pic:blipFill>
-                    <a:blip r:embed="rId11">
+                    <a:blip r:embed="rId12">
                       <a:extLst>
                         <a:ext uri="{28A0092B-C50C-407E-A947-70E740481C1C}">
                           <a14:useLocalDpi xmlns:a14="http://schemas.microsoft.com/office/drawing/2010/main" val="0"/>
@@ -476,6 +574,7 @@
     <w:p>
       <w:pPr>
         <w:rPr>
+          <w:rFonts w:hint="eastAsia"/>
           <w:b/>
           <w:bCs/>
         </w:rPr>
@@ -505,6 +604,7 @@
           <w:rFonts w:hint="eastAsia"/>
         </w:rPr>
       </w:pPr>
+      <w:proofErr w:type="gramStart"/>
       <w:r>
         <w:rPr>
           <w:rFonts w:hint="eastAsia"/>
@@ -519,6 +619,7 @@
         <w:t>editorconfig</w:t>
       </w:r>
       <w:proofErr w:type="spellEnd"/>
+      <w:proofErr w:type="gramEnd"/>
       <w:r>
         <w:rPr>
           <w:rFonts w:hint="eastAsia"/>
@@ -740,6 +841,11 @@
       </w:r>
     </w:p>
     <w:p>
+      <w:pPr>
+        <w:rPr>
+          <w:rFonts w:hint="eastAsia"/>
+        </w:rPr>
+      </w:pPr>
       <w:proofErr w:type="spellStart"/>
       <w:r>
         <w:rPr>
@@ -758,6 +864,7 @@
     <w:p>
       <w:pPr>
         <w:rPr>
+          <w:rFonts w:hint="eastAsia"/>
           <w:b/>
           <w:bCs/>
         </w:rPr>
@@ -772,6 +879,11 @@
       </w:r>
     </w:p>
     <w:p>
+      <w:pPr>
+        <w:rPr>
+          <w:rFonts w:hint="eastAsia"/>
+        </w:rPr>
+      </w:pPr>
       <w:proofErr w:type="spellStart"/>
       <w:r>
         <w:rPr>
@@ -788,6 +900,11 @@
       </w:r>
     </w:p>
     <w:p>
+      <w:pPr>
+        <w:rPr>
+          <w:rFonts w:hint="eastAsia"/>
+        </w:rPr>
+      </w:pPr>
       <w:r>
         <w:rPr>
           <w:rFonts w:hint="eastAsia"/>
@@ -796,6 +913,12 @@
       </w:r>
     </w:p>
     <w:p>
+      <w:pPr>
+        <w:rPr>
+          <w:rFonts w:hint="eastAsia"/>
+        </w:rPr>
+      </w:pPr>
+      <w:proofErr w:type="gramStart"/>
       <w:r>
         <w:rPr>
           <w:rFonts w:hint="eastAsia"/>
@@ -810,6 +933,7 @@
         <w:t>prettierrc</w:t>
       </w:r>
       <w:proofErr w:type="spellEnd"/>
+      <w:proofErr w:type="gramEnd"/>
       <w:r>
         <w:rPr>
           <w:rFonts w:hint="eastAsia"/>
@@ -818,6 +942,11 @@
       </w:r>
     </w:p>
     <w:p>
+      <w:pPr>
+        <w:rPr>
+          <w:rFonts w:hint="eastAsia"/>
+        </w:rPr>
+      </w:pPr>
       <w:proofErr w:type="spellStart"/>
       <w:r>
         <w:rPr>
@@ -835,6 +964,11 @@
       </w:r>
     </w:p>
     <w:p>
+      <w:pPr>
+        <w:rPr>
+          <w:rFonts w:hint="eastAsia"/>
+        </w:rPr>
+      </w:pPr>
       <w:r>
         <w:rPr>
           <w:rFonts w:hint="eastAsia"/>
@@ -857,12 +991,17 @@
       </w:r>
     </w:p>
     <w:p>
+      <w:pPr>
+        <w:rPr>
+          <w:rFonts w:hint="eastAsia"/>
+        </w:rPr>
+      </w:pPr>
       <w:r>
         <w:rPr>
           <w:noProof/>
         </w:rPr>
         <w:drawing>
-          <wp:inline distT="0" distB="0" distL="0" distR="0" wp14:anchorId="635BD803" wp14:editId="3F00605B">
+          <wp:inline distT="0" distB="0" distL="0" distR="0" wp14:anchorId="635BD803" wp14:editId="065C774F">
             <wp:extent cx="5274310" cy="3040380"/>
             <wp:effectExtent l="0" t="0" r="2540" b="7620"/>
             <wp:docPr id="890490731" name="图片 2"/>
@@ -879,7 +1018,7 @@
                     </pic:cNvPicPr>
                   </pic:nvPicPr>
                   <pic:blipFill>
-                    <a:blip r:embed="rId12" cstate="print">
+                    <a:blip r:embed="rId13" cstate="print">
                       <a:extLst>
                         <a:ext uri="{28A0092B-C50C-407E-A947-70E740481C1C}">
                           <a14:useLocalDpi xmlns:a14="http://schemas.microsoft.com/office/drawing/2010/main" val="0"/>
@@ -912,6 +1051,11 @@
       </w:r>
     </w:p>
     <w:p>
+      <w:pPr>
+        <w:rPr>
+          <w:rFonts w:hint="eastAsia"/>
+        </w:rPr>
+      </w:pPr>
       <w:r>
         <w:rPr>
           <w:rFonts w:hint="eastAsia"/>
@@ -928,6 +1072,11 @@
       <w:proofErr w:type="spellEnd"/>
     </w:p>
     <w:p>
+      <w:pPr>
+        <w:rPr>
+          <w:rFonts w:hint="eastAsia"/>
+        </w:rPr>
+      </w:pPr>
       <w:r>
         <w:rPr>
           <w:rFonts w:hint="eastAsia"/>
@@ -944,6 +1093,11 @@
       <w:proofErr w:type="spellEnd"/>
     </w:p>
     <w:p>
+      <w:pPr>
+        <w:rPr>
+          <w:rFonts w:hint="eastAsia"/>
+        </w:rPr>
+      </w:pPr>
       <w:proofErr w:type="spellStart"/>
       <w:r>
         <w:rPr>
@@ -974,6 +1128,11 @@
       </w:r>
     </w:p>
     <w:p>
+      <w:pPr>
+        <w:rPr>
+          <w:rFonts w:hint="eastAsia"/>
+        </w:rPr>
+      </w:pPr>
       <w:proofErr w:type="spellStart"/>
       <w:r>
         <w:rPr>
@@ -1034,6 +1193,11 @@
       </w:r>
     </w:p>
     <w:p>
+      <w:pPr>
+        <w:rPr>
+          <w:rFonts w:hint="eastAsia"/>
+        </w:rPr>
+      </w:pPr>
       <w:r>
         <w:rPr>
           <w:noProof/>
@@ -1056,7 +1220,7 @@
                     </pic:cNvPicPr>
                   </pic:nvPicPr>
                   <pic:blipFill>
-                    <a:blip r:embed="rId13">
+                    <a:blip r:embed="rId14">
                       <a:extLst>
                         <a:ext uri="{28A0092B-C50C-407E-A947-70E740481C1C}">
                           <a14:useLocalDpi xmlns:a14="http://schemas.microsoft.com/office/drawing/2010/main" val="0"/>
@@ -1121,7 +1285,7 @@
           <w:noProof/>
         </w:rPr>
         <w:drawing>
-          <wp:inline distT="0" distB="0" distL="0" distR="0" wp14:anchorId="2AD1CA26" wp14:editId="514236B7">
+          <wp:inline distT="0" distB="0" distL="0" distR="0" wp14:anchorId="2AD1CA26" wp14:editId="0D54B97C">
             <wp:extent cx="5274310" cy="1649730"/>
             <wp:effectExtent l="0" t="0" r="2540" b="7620"/>
             <wp:docPr id="337537759" name="图片 4"/>
@@ -1138,7 +1302,7 @@
                     </pic:cNvPicPr>
                   </pic:nvPicPr>
                   <pic:blipFill>
-                    <a:blip r:embed="rId14" cstate="print">
+                    <a:blip r:embed="rId15" cstate="print">
                       <a:extLst>
                         <a:ext uri="{28A0092B-C50C-407E-A947-70E740481C1C}">
                           <a14:useLocalDpi xmlns:a14="http://schemas.microsoft.com/office/drawing/2010/main" val="0"/>
@@ -1171,6 +1335,11 @@
       </w:r>
     </w:p>
     <w:p>
+      <w:pPr>
+        <w:rPr>
+          <w:rFonts w:hint="eastAsia"/>
+        </w:rPr>
+      </w:pPr>
       <w:r>
         <w:rPr>
           <w:noProof/>
@@ -1193,7 +1362,7 @@
                     </pic:cNvPicPr>
                   </pic:nvPicPr>
                   <pic:blipFill>
-                    <a:blip r:embed="rId15">
+                    <a:blip r:embed="rId16">
                       <a:extLst>
                         <a:ext uri="{28A0092B-C50C-407E-A947-70E740481C1C}">
                           <a14:useLocalDpi xmlns:a14="http://schemas.microsoft.com/office/drawing/2010/main" val="0"/>
@@ -1226,19 +1395,31 @@
       </w:r>
     </w:p>
     <w:p>
+      <w:pPr>
+        <w:rPr>
+          <w:rFonts w:hint="eastAsia"/>
+        </w:rPr>
+      </w:pPr>
       <w:r>
         <w:t>{</w:t>
       </w:r>
     </w:p>
     <w:p>
+      <w:pPr>
+        <w:rPr>
+          <w:rFonts w:hint="eastAsia"/>
+        </w:rPr>
+      </w:pPr>
       <w:r>
         <w:t>    "</w:t>
       </w:r>
       <w:proofErr w:type="spellStart"/>
+      <w:proofErr w:type="gramStart"/>
       <w:r>
         <w:t>editor.defaultFormatter</w:t>
       </w:r>
       <w:proofErr w:type="spellEnd"/>
+      <w:proofErr w:type="gramEnd"/>
       <w:r>
         <w:t>": "</w:t>
       </w:r>
@@ -1252,32 +1433,51 @@
       </w:r>
     </w:p>
     <w:p>
+      <w:pPr>
+        <w:rPr>
+          <w:rFonts w:hint="eastAsia"/>
+        </w:rPr>
+      </w:pPr>
       <w:r>
         <w:t>    "</w:t>
       </w:r>
       <w:proofErr w:type="spellStart"/>
+      <w:proofErr w:type="gramStart"/>
       <w:r>
         <w:t>editor.formatOnSave</w:t>
       </w:r>
       <w:proofErr w:type="spellEnd"/>
+      <w:proofErr w:type="gramEnd"/>
       <w:r>
         <w:t>": true,</w:t>
       </w:r>
     </w:p>
     <w:p>
+      <w:pPr>
+        <w:rPr>
+          <w:rFonts w:hint="eastAsia"/>
+        </w:rPr>
+      </w:pPr>
       <w:r>
         <w:t>    "</w:t>
       </w:r>
       <w:proofErr w:type="spellStart"/>
+      <w:proofErr w:type="gramStart"/>
       <w:r>
         <w:t>eslint.validation</w:t>
       </w:r>
       <w:proofErr w:type="spellEnd"/>
+      <w:proofErr w:type="gramEnd"/>
       <w:r>
         <w:t>": [</w:t>
       </w:r>
     </w:p>
     <w:p>
+      <w:pPr>
+        <w:rPr>
+          <w:rFonts w:hint="eastAsia"/>
+        </w:rPr>
+      </w:pPr>
       <w:r>
         <w:t>        "</w:t>
       </w:r>
@@ -1291,6 +1491,11 @@
       </w:r>
     </w:p>
     <w:p>
+      <w:pPr>
+        <w:rPr>
+          <w:rFonts w:hint="eastAsia"/>
+        </w:rPr>
+      </w:pPr>
       <w:r>
         <w:t>        "</w:t>
       </w:r>
@@ -1304,11 +1509,21 @@
       </w:r>
     </w:p>
     <w:p>
+      <w:pPr>
+        <w:rPr>
+          <w:rFonts w:hint="eastAsia"/>
+        </w:rPr>
+      </w:pPr>
       <w:r>
         <w:t>        "typescript",</w:t>
       </w:r>
     </w:p>
     <w:p>
+      <w:pPr>
+        <w:rPr>
+          <w:rFonts w:hint="eastAsia"/>
+        </w:rPr>
+      </w:pPr>
       <w:r>
         <w:t>        "</w:t>
       </w:r>
@@ -1322,17 +1537,38 @@
       </w:r>
     </w:p>
     <w:p>
+      <w:pPr>
+        <w:rPr>
+          <w:rFonts w:hint="eastAsia"/>
+        </w:rPr>
+      </w:pPr>
       <w:r>
         <w:t>    ]</w:t>
       </w:r>
     </w:p>
-    <w:p/>
-    <w:p>
+    <w:p>
+      <w:pPr>
+        <w:rPr>
+          <w:rFonts w:hint="eastAsia"/>
+        </w:rPr>
+      </w:pPr>
+    </w:p>
+    <w:p>
+      <w:pPr>
+        <w:rPr>
+          <w:rFonts w:hint="eastAsia"/>
+        </w:rPr>
+      </w:pPr>
       <w:r>
         <w:t>}</w:t>
       </w:r>
     </w:p>
     <w:p>
+      <w:pPr>
+        <w:rPr>
+          <w:rFonts w:hint="eastAsia"/>
+        </w:rPr>
+      </w:pPr>
       <w:r>
         <w:rPr>
           <w:rFonts w:hint="eastAsia"/>
@@ -1355,6 +1591,11 @@
       </w:r>
     </w:p>
     <w:p>
+      <w:pPr>
+        <w:rPr>
+          <w:rFonts w:hint="eastAsia"/>
+        </w:rPr>
+      </w:pPr>
       <w:proofErr w:type="spellStart"/>
       <w:r>
         <w:rPr>
@@ -1399,6 +1640,11 @@
       </w:r>
     </w:p>
     <w:p>
+      <w:pPr>
+        <w:rPr>
+          <w:rFonts w:hint="eastAsia"/>
+        </w:rPr>
+      </w:pPr>
       <w:r>
         <w:rPr>
           <w:noProof/>
@@ -1422,7 +1668,7 @@
                     </pic:cNvPicPr>
                   </pic:nvPicPr>
                   <pic:blipFill>
-                    <a:blip r:embed="rId16">
+                    <a:blip r:embed="rId17">
                       <a:extLst>
                         <a:ext uri="{28A0092B-C50C-407E-A947-70E740481C1C}">
                           <a14:useLocalDpi xmlns:a14="http://schemas.microsoft.com/office/drawing/2010/main" val="0"/>
@@ -1455,6 +1701,11 @@
       </w:r>
     </w:p>
     <w:p>
+      <w:pPr>
+        <w:rPr>
+          <w:rFonts w:hint="eastAsia"/>
+        </w:rPr>
+      </w:pPr>
       <w:r>
         <w:rPr>
           <w:rFonts w:hint="eastAsia"/>
@@ -1471,6 +1722,11 @@
       <w:proofErr w:type="spellEnd"/>
     </w:p>
     <w:p>
+      <w:pPr>
+        <w:rPr>
+          <w:rFonts w:hint="eastAsia"/>
+        </w:rPr>
+      </w:pPr>
       <w:proofErr w:type="spellStart"/>
       <w:r>
         <w:rPr>
@@ -1487,6 +1743,11 @@
       </w:r>
     </w:p>
     <w:p>
+      <w:pPr>
+        <w:rPr>
+          <w:rFonts w:hint="eastAsia"/>
+        </w:rPr>
+      </w:pPr>
       <w:r>
         <w:rPr>
           <w:noProof/>
@@ -1509,7 +1770,7 @@
                     </pic:cNvPicPr>
                   </pic:nvPicPr>
                   <pic:blipFill>
-                    <a:blip r:embed="rId17">
+                    <a:blip r:embed="rId18">
                       <a:extLst>
                         <a:ext uri="{28A0092B-C50C-407E-A947-70E740481C1C}">
                           <a14:useLocalDpi xmlns:a14="http://schemas.microsoft.com/office/drawing/2010/main" val="0"/>
@@ -1542,6 +1803,11 @@
       </w:r>
     </w:p>
     <w:p>
+      <w:pPr>
+        <w:rPr>
+          <w:rFonts w:hint="eastAsia"/>
+        </w:rPr>
+      </w:pPr>
       <w:proofErr w:type="spellStart"/>
       <w:r>
         <w:t>npm</w:t>
@@ -1567,51 +1833,1294 @@
         <w:t>-less</w:t>
       </w:r>
     </w:p>
+    <w:p>
+      <w:pPr>
+        <w:rPr>
+          <w:rFonts w:hint="eastAsia"/>
+        </w:rPr>
+      </w:pPr>
+    </w:p>
+    <w:p>
+      <w:pPr>
+        <w:rPr>
+          <w:rFonts w:hint="eastAsia"/>
+        </w:rPr>
+      </w:pPr>
+      <w:r>
+        <w:rPr>
+          <w:rFonts w:hint="eastAsia"/>
+        </w:rPr>
+        <w:t>安装react-router-</w:t>
+      </w:r>
+      <w:proofErr w:type="spellStart"/>
+      <w:r>
+        <w:rPr>
+          <w:rFonts w:hint="eastAsia"/>
+        </w:rPr>
+        <w:t>dom</w:t>
+      </w:r>
+      <w:proofErr w:type="spellEnd"/>
+    </w:p>
+    <w:p>
+      <w:proofErr w:type="spellStart"/>
+      <w:r>
+        <w:rPr>
+          <w:rFonts w:hint="eastAsia"/>
+        </w:rPr>
+        <w:t>npm</w:t>
+      </w:r>
+      <w:proofErr w:type="spellEnd"/>
+      <w:r>
+        <w:rPr>
+          <w:rFonts w:hint="eastAsia"/>
+        </w:rPr>
+        <w:t xml:space="preserve"> install react-router-</w:t>
+      </w:r>
+      <w:proofErr w:type="spellStart"/>
+      <w:r>
+        <w:rPr>
+          <w:rFonts w:hint="eastAsia"/>
+        </w:rPr>
+        <w:t>dom</w:t>
+      </w:r>
+      <w:proofErr w:type="spellEnd"/>
+    </w:p>
     <w:p/>
     <w:p>
-      <w:r>
-        <w:rPr>
-          <w:rFonts w:hint="eastAsia"/>
-        </w:rPr>
-        <w:t>安装react-router-</w:t>
-      </w:r>
-      <w:proofErr w:type="spellStart"/>
-      <w:r>
-        <w:rPr>
-          <w:rFonts w:hint="eastAsia"/>
-        </w:rPr>
-        <w:t>dom</w:t>
-      </w:r>
-      <w:proofErr w:type="spellEnd"/>
-    </w:p>
-    <w:p>
-      <w:pPr>
-        <w:rPr>
-          <w:rFonts w:hint="eastAsia"/>
-        </w:rPr>
-      </w:pPr>
-      <w:proofErr w:type="spellStart"/>
-      <w:r>
-        <w:rPr>
-          <w:rFonts w:hint="eastAsia"/>
-        </w:rPr>
+      <w:pPr>
+        <w:pStyle w:val="1"/>
+        <w:rPr>
+          <w:b/>
+          <w:bCs/>
+          <w:color w:val="000000" w:themeColor="text1"/>
+          <w:sz w:val="18"/>
+          <w:szCs w:val="18"/>
+        </w:rPr>
+      </w:pPr>
+      <w:r>
+        <w:rPr>
+          <w:rFonts w:hint="eastAsia"/>
+          <w:b/>
+          <w:bCs/>
+          <w:color w:val="000000" w:themeColor="text1"/>
+          <w:sz w:val="18"/>
+          <w:szCs w:val="18"/>
+        </w:rPr>
+        <w:t>创建快捷代码模板</w:t>
+      </w:r>
+    </w:p>
+    <w:p>
+      <w:pPr>
+        <w:rPr>
+          <w:rFonts w:hint="eastAsia"/>
+        </w:rPr>
+      </w:pPr>
+      <w:r>
+        <w:rPr>
+          <w:rFonts w:hint="eastAsia"/>
+        </w:rPr>
+        <w:t>snippet-</w:t>
+      </w:r>
+      <w:proofErr w:type="spellStart"/>
+      <w:r>
+        <w:rPr>
+          <w:rFonts w:hint="eastAsia"/>
+        </w:rPr>
+        <w:t>generator.app</w:t>
+      </w:r>
+      <w:proofErr w:type="spellEnd"/>
+    </w:p>
+    <w:p>
+      <w:pPr>
+        <w:rPr>
+          <w:rFonts w:hint="eastAsia"/>
+        </w:rPr>
+      </w:pPr>
+    </w:p>
+    <w:p>
+      <w:r>
+        <w:lastRenderedPageBreak/>
+        <w:drawing>
+          <wp:inline distT="0" distB="0" distL="0" distR="0" wp14:anchorId="104347A4" wp14:editId="216D960A">
+            <wp:extent cx="5274310" cy="2592070"/>
+            <wp:effectExtent l="0" t="0" r="2540" b="0"/>
+            <wp:docPr id="995674211" name="图片 1"/>
+            <wp:cNvGraphicFramePr>
+              <a:graphicFrameLocks xmlns:a="http://schemas.openxmlformats.org/drawingml/2006/main" noChangeAspect="1"/>
+            </wp:cNvGraphicFramePr>
+            <a:graphic xmlns:a="http://schemas.openxmlformats.org/drawingml/2006/main">
+              <a:graphicData uri="http://schemas.openxmlformats.org/drawingml/2006/picture">
+                <pic:pic xmlns:pic="http://schemas.openxmlformats.org/drawingml/2006/picture">
+                  <pic:nvPicPr>
+                    <pic:cNvPr id="995674211" name=""/>
+                    <pic:cNvPicPr/>
+                  </pic:nvPicPr>
+                  <pic:blipFill>
+                    <a:blip r:embed="rId19"/>
+                    <a:stretch>
+                      <a:fillRect/>
+                    </a:stretch>
+                  </pic:blipFill>
+                  <pic:spPr>
+                    <a:xfrm>
+                      <a:off x="0" y="0"/>
+                      <a:ext cx="5274310" cy="2592070"/>
+                    </a:xfrm>
+                    <a:prstGeom prst="rect">
+                      <a:avLst/>
+                    </a:prstGeom>
+                  </pic:spPr>
+                </pic:pic>
+              </a:graphicData>
+            </a:graphic>
+          </wp:inline>
+        </w:drawing>
+      </w:r>
+    </w:p>
+    <w:p>
+      <w:r>
+        <w:drawing>
+          <wp:inline distT="0" distB="0" distL="0" distR="0" wp14:anchorId="7F361610" wp14:editId="5FCC8E08">
+            <wp:extent cx="5274310" cy="4773930"/>
+            <wp:effectExtent l="0" t="0" r="2540" b="7620"/>
+            <wp:docPr id="112764572" name="图片 1"/>
+            <wp:cNvGraphicFramePr>
+              <a:graphicFrameLocks xmlns:a="http://schemas.openxmlformats.org/drawingml/2006/main" noChangeAspect="1"/>
+            </wp:cNvGraphicFramePr>
+            <a:graphic xmlns:a="http://schemas.openxmlformats.org/drawingml/2006/main">
+              <a:graphicData uri="http://schemas.openxmlformats.org/drawingml/2006/picture">
+                <pic:pic xmlns:pic="http://schemas.openxmlformats.org/drawingml/2006/picture">
+                  <pic:nvPicPr>
+                    <pic:cNvPr id="112764572" name=""/>
+                    <pic:cNvPicPr/>
+                  </pic:nvPicPr>
+                  <pic:blipFill>
+                    <a:blip r:embed="rId20"/>
+                    <a:stretch>
+                      <a:fillRect/>
+                    </a:stretch>
+                  </pic:blipFill>
+                  <pic:spPr>
+                    <a:xfrm>
+                      <a:off x="0" y="0"/>
+                      <a:ext cx="5274310" cy="4773930"/>
+                    </a:xfrm>
+                    <a:prstGeom prst="rect">
+                      <a:avLst/>
+                    </a:prstGeom>
+                  </pic:spPr>
+                </pic:pic>
+              </a:graphicData>
+            </a:graphic>
+          </wp:inline>
+        </w:drawing>
+      </w:r>
+    </w:p>
+    <w:p>
+      <w:r>
+        <w:drawing>
+          <wp:inline distT="0" distB="0" distL="0" distR="0" wp14:anchorId="46FFEE4F" wp14:editId="39B4A05E">
+            <wp:extent cx="5274310" cy="726440"/>
+            <wp:effectExtent l="0" t="0" r="2540" b="0"/>
+            <wp:docPr id="1180696104" name="图片 1"/>
+            <wp:cNvGraphicFramePr>
+              <a:graphicFrameLocks xmlns:a="http://schemas.openxmlformats.org/drawingml/2006/main" noChangeAspect="1"/>
+            </wp:cNvGraphicFramePr>
+            <a:graphic xmlns:a="http://schemas.openxmlformats.org/drawingml/2006/main">
+              <a:graphicData uri="http://schemas.openxmlformats.org/drawingml/2006/picture">
+                <pic:pic xmlns:pic="http://schemas.openxmlformats.org/drawingml/2006/picture">
+                  <pic:nvPicPr>
+                    <pic:cNvPr id="1180696104" name=""/>
+                    <pic:cNvPicPr/>
+                  </pic:nvPicPr>
+                  <pic:blipFill>
+                    <a:blip r:embed="rId21"/>
+                    <a:stretch>
+                      <a:fillRect/>
+                    </a:stretch>
+                  </pic:blipFill>
+                  <pic:spPr>
+                    <a:xfrm>
+                      <a:off x="0" y="0"/>
+                      <a:ext cx="5274310" cy="726440"/>
+                    </a:xfrm>
+                    <a:prstGeom prst="rect">
+                      <a:avLst/>
+                    </a:prstGeom>
+                  </pic:spPr>
+                </pic:pic>
+              </a:graphicData>
+            </a:graphic>
+          </wp:inline>
+        </w:drawing>
+      </w:r>
+    </w:p>
+    <w:p>
+      <w:r>
+        <w:lastRenderedPageBreak/>
+        <w:drawing>
+          <wp:inline distT="0" distB="0" distL="0" distR="0" wp14:anchorId="391ABEBF" wp14:editId="5214685F">
+            <wp:extent cx="5115639" cy="905001"/>
+            <wp:effectExtent l="0" t="0" r="8890" b="9525"/>
+            <wp:docPr id="1492607070" name="图片 1"/>
+            <wp:cNvGraphicFramePr>
+              <a:graphicFrameLocks xmlns:a="http://schemas.openxmlformats.org/drawingml/2006/main" noChangeAspect="1"/>
+            </wp:cNvGraphicFramePr>
+            <a:graphic xmlns:a="http://schemas.openxmlformats.org/drawingml/2006/main">
+              <a:graphicData uri="http://schemas.openxmlformats.org/drawingml/2006/picture">
+                <pic:pic xmlns:pic="http://schemas.openxmlformats.org/drawingml/2006/picture">
+                  <pic:nvPicPr>
+                    <pic:cNvPr id="1492607070" name=""/>
+                    <pic:cNvPicPr/>
+                  </pic:nvPicPr>
+                  <pic:blipFill>
+                    <a:blip r:embed="rId22"/>
+                    <a:stretch>
+                      <a:fillRect/>
+                    </a:stretch>
+                  </pic:blipFill>
+                  <pic:spPr>
+                    <a:xfrm>
+                      <a:off x="0" y="0"/>
+                      <a:ext cx="5115639" cy="905001"/>
+                    </a:xfrm>
+                    <a:prstGeom prst="rect">
+                      <a:avLst/>
+                    </a:prstGeom>
+                  </pic:spPr>
+                </pic:pic>
+              </a:graphicData>
+            </a:graphic>
+          </wp:inline>
+        </w:drawing>
+      </w:r>
+    </w:p>
+    <w:p>
+      <w:pPr>
+        <w:pStyle w:val="1"/>
+        <w:rPr>
+          <w:rFonts w:hint="eastAsia"/>
+          <w:b/>
+          <w:bCs/>
+          <w:color w:val="000000" w:themeColor="text1"/>
+          <w:sz w:val="18"/>
+          <w:szCs w:val="18"/>
+        </w:rPr>
+      </w:pPr>
+      <w:proofErr w:type="gramStart"/>
+      <w:r>
+        <w:rPr>
+          <w:rFonts w:hint="eastAsia"/>
+          <w:b/>
+          <w:bCs/>
+          <w:color w:val="000000" w:themeColor="text1"/>
+          <w:sz w:val="18"/>
+          <w:szCs w:val="18"/>
+        </w:rPr>
+        <w:t>懒</w:t>
+      </w:r>
+      <w:proofErr w:type="gramEnd"/>
+      <w:r>
+        <w:rPr>
+          <w:rFonts w:hint="eastAsia"/>
+          <w:b/>
+          <w:bCs/>
+          <w:color w:val="000000" w:themeColor="text1"/>
+          <w:sz w:val="18"/>
+          <w:szCs w:val="18"/>
+        </w:rPr>
+        <w:t>加载</w:t>
+      </w:r>
+    </w:p>
+    <w:p>
+      <w:r>
+        <w:rPr>
+          <w:noProof/>
+        </w:rPr>
+        <w:drawing>
+          <wp:inline distT="0" distB="0" distL="0" distR="0" wp14:anchorId="49773BF8" wp14:editId="774C619B">
+            <wp:extent cx="4572000" cy="3488055"/>
+            <wp:effectExtent l="0" t="0" r="0" b="0"/>
+            <wp:docPr id="1825901020" name="图片 1"/>
+            <wp:cNvGraphicFramePr>
+              <a:graphicFrameLocks xmlns:a="http://schemas.openxmlformats.org/drawingml/2006/main" noChangeAspect="1"/>
+            </wp:cNvGraphicFramePr>
+            <a:graphic xmlns:a="http://schemas.openxmlformats.org/drawingml/2006/main">
+              <a:graphicData uri="http://schemas.openxmlformats.org/drawingml/2006/picture">
+                <pic:pic xmlns:pic="http://schemas.openxmlformats.org/drawingml/2006/picture">
+                  <pic:nvPicPr>
+                    <pic:cNvPr id="0" name="Picture 1"/>
+                    <pic:cNvPicPr>
+                      <a:picLocks noChangeAspect="1" noChangeArrowheads="1"/>
+                    </pic:cNvPicPr>
+                  </pic:nvPicPr>
+                  <pic:blipFill>
+                    <a:blip r:embed="rId23">
+                      <a:extLst>
+                        <a:ext uri="{28A0092B-C50C-407E-A947-70E740481C1C}">
+                          <a14:useLocalDpi xmlns:a14="http://schemas.microsoft.com/office/drawing/2010/main" val="0"/>
+                        </a:ext>
+                      </a:extLst>
+                    </a:blip>
+                    <a:srcRect/>
+                    <a:stretch>
+                      <a:fillRect/>
+                    </a:stretch>
+                  </pic:blipFill>
+                  <pic:spPr bwMode="auto">
+                    <a:xfrm>
+                      <a:off x="0" y="0"/>
+                      <a:ext cx="4572000" cy="3488055"/>
+                    </a:xfrm>
+                    <a:prstGeom prst="rect">
+                      <a:avLst/>
+                    </a:prstGeom>
+                    <a:noFill/>
+                    <a:ln>
+                      <a:noFill/>
+                    </a:ln>
+                  </pic:spPr>
+                </pic:pic>
+              </a:graphicData>
+            </a:graphic>
+          </wp:inline>
+        </w:drawing>
+      </w:r>
+    </w:p>
+    <w:p>
+      <w:pPr>
+        <w:pStyle w:val="1"/>
+        <w:rPr>
+          <w:rFonts w:hint="eastAsia"/>
+          <w:b/>
+          <w:bCs/>
+          <w:color w:val="000000" w:themeColor="text1"/>
+          <w:sz w:val="18"/>
+          <w:szCs w:val="18"/>
+        </w:rPr>
+      </w:pPr>
+      <w:r>
+        <w:rPr>
+          <w:rFonts w:hint="eastAsia"/>
+          <w:b/>
+          <w:bCs/>
+          <w:color w:val="000000" w:themeColor="text1"/>
+          <w:sz w:val="18"/>
+          <w:szCs w:val="18"/>
+        </w:rPr>
+        <w:lastRenderedPageBreak/>
+        <w:t>防止</w:t>
+      </w:r>
+      <w:proofErr w:type="gramStart"/>
+      <w:r>
+        <w:rPr>
+          <w:rFonts w:hint="eastAsia"/>
+          <w:b/>
+          <w:bCs/>
+          <w:color w:val="000000" w:themeColor="text1"/>
+          <w:sz w:val="18"/>
+          <w:szCs w:val="18"/>
+        </w:rPr>
+        <w:t>懒</w:t>
+      </w:r>
+      <w:proofErr w:type="gramEnd"/>
+      <w:r>
+        <w:rPr>
+          <w:rFonts w:hint="eastAsia"/>
+          <w:b/>
+          <w:bCs/>
+          <w:color w:val="000000" w:themeColor="text1"/>
+          <w:sz w:val="18"/>
+          <w:szCs w:val="18"/>
+        </w:rPr>
+        <w:t>加载组件没有加载</w:t>
+      </w:r>
+    </w:p>
+    <w:p>
+      <w:r>
+        <w:rPr>
+          <w:noProof/>
+        </w:rPr>
+        <w:drawing>
+          <wp:inline distT="0" distB="0" distL="0" distR="0" wp14:anchorId="0526139D" wp14:editId="32310D50">
+            <wp:extent cx="5274310" cy="4112895"/>
+            <wp:effectExtent l="0" t="0" r="2540" b="1905"/>
+            <wp:docPr id="1677824327" name="图片 2"/>
+            <wp:cNvGraphicFramePr>
+              <a:graphicFrameLocks xmlns:a="http://schemas.openxmlformats.org/drawingml/2006/main" noChangeAspect="1"/>
+            </wp:cNvGraphicFramePr>
+            <a:graphic xmlns:a="http://schemas.openxmlformats.org/drawingml/2006/main">
+              <a:graphicData uri="http://schemas.openxmlformats.org/drawingml/2006/picture">
+                <pic:pic xmlns:pic="http://schemas.openxmlformats.org/drawingml/2006/picture">
+                  <pic:nvPicPr>
+                    <pic:cNvPr id="0" name="Picture 2"/>
+                    <pic:cNvPicPr>
+                      <a:picLocks noChangeAspect="1" noChangeArrowheads="1"/>
+                    </pic:cNvPicPr>
+                  </pic:nvPicPr>
+                  <pic:blipFill>
+                    <a:blip r:embed="rId24">
+                      <a:extLst>
+                        <a:ext uri="{28A0092B-C50C-407E-A947-70E740481C1C}">
+                          <a14:useLocalDpi xmlns:a14="http://schemas.microsoft.com/office/drawing/2010/main" val="0"/>
+                        </a:ext>
+                      </a:extLst>
+                    </a:blip>
+                    <a:srcRect/>
+                    <a:stretch>
+                      <a:fillRect/>
+                    </a:stretch>
+                  </pic:blipFill>
+                  <pic:spPr bwMode="auto">
+                    <a:xfrm>
+                      <a:off x="0" y="0"/>
+                      <a:ext cx="5274310" cy="4112895"/>
+                    </a:xfrm>
+                    <a:prstGeom prst="rect">
+                      <a:avLst/>
+                    </a:prstGeom>
+                    <a:noFill/>
+                    <a:ln>
+                      <a:noFill/>
+                    </a:ln>
+                  </pic:spPr>
+                </pic:pic>
+              </a:graphicData>
+            </a:graphic>
+          </wp:inline>
+        </w:drawing>
+      </w:r>
+    </w:p>
+    <w:p>
+      <w:pPr>
+        <w:pStyle w:val="1"/>
+        <w:rPr>
+          <w:b/>
+          <w:bCs/>
+          <w:color w:val="000000" w:themeColor="text1"/>
+          <w:sz w:val="18"/>
+          <w:szCs w:val="18"/>
+        </w:rPr>
+      </w:pPr>
+      <w:r>
+        <w:rPr>
+          <w:rFonts w:hint="eastAsia"/>
+          <w:b/>
+          <w:bCs/>
+          <w:color w:val="000000" w:themeColor="text1"/>
+          <w:sz w:val="18"/>
+          <w:szCs w:val="18"/>
+        </w:rPr>
+        <w:t>使用</w:t>
+      </w:r>
+      <w:proofErr w:type="spellStart"/>
+      <w:r>
+        <w:rPr>
+          <w:rFonts w:hint="eastAsia"/>
+          <w:b/>
+          <w:bCs/>
+          <w:color w:val="000000" w:themeColor="text1"/>
+          <w:sz w:val="18"/>
+          <w:szCs w:val="18"/>
+        </w:rPr>
+        <w:t>reduxjs</w:t>
+      </w:r>
+      <w:proofErr w:type="spellEnd"/>
+      <w:r>
+        <w:rPr>
+          <w:rFonts w:hint="eastAsia"/>
+          <w:b/>
+          <w:bCs/>
+          <w:color w:val="000000" w:themeColor="text1"/>
+          <w:sz w:val="18"/>
+          <w:szCs w:val="18"/>
+        </w:rPr>
+        <w:t>/toolkit</w:t>
+      </w:r>
+    </w:p>
+    <w:p>
+      <w:proofErr w:type="spellStart"/>
+      <w:r>
         <w:t>npm</w:t>
       </w:r>
       <w:proofErr w:type="spellEnd"/>
       <w:r>
-        <w:rPr>
-          <w:rFonts w:hint="eastAsia"/>
-        </w:rPr>
-        <w:t xml:space="preserve"> install react-router-</w:t>
-      </w:r>
-      <w:proofErr w:type="spellStart"/>
-      <w:r>
-        <w:rPr>
-          <w:rFonts w:hint="eastAsia"/>
-        </w:rPr>
-        <w:t>dom</w:t>
-      </w:r>
-      <w:proofErr w:type="spellEnd"/>
+        <w:t xml:space="preserve"> </w:t>
+      </w:r>
+      <w:proofErr w:type="spellStart"/>
+      <w:r>
+        <w:t>i</w:t>
+      </w:r>
+      <w:proofErr w:type="spellEnd"/>
+      <w:r>
+        <w:t> @reduxjs/toolkit</w:t>
+      </w:r>
+      <w:r>
+        <w:br/>
+      </w:r>
+      <w:proofErr w:type="spellStart"/>
+      <w:r>
+        <w:rPr>
+          <w:rFonts w:hint="eastAsia"/>
+        </w:rPr>
+        <w:t>npm</w:t>
+      </w:r>
+      <w:proofErr w:type="spellEnd"/>
+      <w:r>
+        <w:rPr>
+          <w:rFonts w:hint="eastAsia"/>
+        </w:rPr>
+        <w:t xml:space="preserve"> </w:t>
+      </w:r>
+      <w:proofErr w:type="spellStart"/>
+      <w:r>
+        <w:rPr>
+          <w:rFonts w:hint="eastAsia"/>
+        </w:rPr>
+        <w:t>i</w:t>
+      </w:r>
+      <w:proofErr w:type="spellEnd"/>
+      <w:r>
+        <w:rPr>
+          <w:rFonts w:hint="eastAsia"/>
+        </w:rPr>
+        <w:t xml:space="preserve"> react-redux</w:t>
+      </w:r>
+    </w:p>
+    <w:p>
+      <w:pPr>
+        <w:pStyle w:val="1"/>
+        <w:rPr>
+          <w:b/>
+          <w:bCs/>
+          <w:color w:val="000000" w:themeColor="text1"/>
+          <w:sz w:val="18"/>
+          <w:szCs w:val="18"/>
+        </w:rPr>
+      </w:pPr>
+      <w:r>
+        <w:rPr>
+          <w:rFonts w:hint="eastAsia"/>
+          <w:b/>
+          <w:bCs/>
+          <w:color w:val="000000" w:themeColor="text1"/>
+          <w:sz w:val="18"/>
+          <w:szCs w:val="18"/>
+        </w:rPr>
+        <w:t>安装</w:t>
+      </w:r>
+      <w:proofErr w:type="spellStart"/>
+      <w:r>
+        <w:rPr>
+          <w:rFonts w:hint="eastAsia"/>
+          <w:b/>
+          <w:bCs/>
+          <w:color w:val="000000" w:themeColor="text1"/>
+          <w:sz w:val="18"/>
+          <w:szCs w:val="18"/>
+        </w:rPr>
+        <w:t>axios</w:t>
+      </w:r>
+      <w:proofErr w:type="spellEnd"/>
+    </w:p>
+    <w:p>
+      <w:pPr>
+        <w:pBdr>
+          <w:bottom w:val="double" w:sz="6" w:space="1" w:color="auto"/>
+        </w:pBdr>
+      </w:pPr>
+    </w:p>
+    <w:p>
+      <w:pPr>
+        <w:rPr>
+          <w:rFonts w:hint="eastAsia"/>
+        </w:rPr>
+      </w:pPr>
+      <w:r>
+        <w:rPr>
+          <w:rFonts w:hint="eastAsia"/>
+        </w:rPr>
+        <w:t>https://www.bilibili.com/video/BV19b421q7Lk?spm_id_from=333.788.player.switch&amp;vd_source=5d5cbae218c85563a0476defe2a6d9af</w:t>
+      </w:r>
+    </w:p>
+    <w:p>
+      <w:pPr>
+        <w:pStyle w:val="1"/>
+        <w:rPr>
+          <w:b/>
+          <w:bCs/>
+          <w:color w:val="000000" w:themeColor="text1"/>
+          <w:sz w:val="18"/>
+          <w:szCs w:val="18"/>
+        </w:rPr>
+      </w:pPr>
+      <w:r>
+        <w:rPr>
+          <w:rFonts w:hint="eastAsia"/>
+          <w:b/>
+          <w:bCs/>
+          <w:color w:val="000000" w:themeColor="text1"/>
+          <w:sz w:val="18"/>
+          <w:szCs w:val="18"/>
+        </w:rPr>
+        <w:t>路径别名配置</w:t>
+      </w:r>
+    </w:p>
+    <w:p>
+      <w:proofErr w:type="spellStart"/>
+      <w:r>
+        <w:rPr>
+          <w:rFonts w:hint="eastAsia"/>
+        </w:rPr>
+        <w:t>vite.config.ts</w:t>
+      </w:r>
+      <w:proofErr w:type="spellEnd"/>
+    </w:p>
+    <w:p>
+      <w:r>
+        <w:t xml:space="preserve">import </w:t>
+      </w:r>
+      <w:proofErr w:type="gramStart"/>
+      <w:r>
+        <w:t xml:space="preserve">{ </w:t>
+      </w:r>
+      <w:proofErr w:type="spellStart"/>
+      <w:r>
+        <w:t>defineConfig</w:t>
+      </w:r>
+      <w:proofErr w:type="spellEnd"/>
+      <w:proofErr w:type="gramEnd"/>
+      <w:r>
+        <w:t xml:space="preserve"> } from "</w:t>
+      </w:r>
+      <w:proofErr w:type="spellStart"/>
+      <w:r>
+        <w:t>vite</w:t>
+      </w:r>
+      <w:proofErr w:type="spellEnd"/>
+      <w:r>
+        <w:t>";</w:t>
+      </w:r>
+    </w:p>
+    <w:p>
+      <w:r>
+        <w:t>import react from "@</w:t>
+      </w:r>
+      <w:proofErr w:type="spellStart"/>
+      <w:r>
+        <w:t>vitejs</w:t>
+      </w:r>
+      <w:proofErr w:type="spellEnd"/>
+      <w:r>
+        <w:t>/plugin-react";</w:t>
+      </w:r>
+    </w:p>
+    <w:p>
+      <w:r>
+        <w:t xml:space="preserve">import </w:t>
+      </w:r>
+      <w:proofErr w:type="gramStart"/>
+      <w:r>
+        <w:t>{ resolve</w:t>
+      </w:r>
+      <w:proofErr w:type="gramEnd"/>
+      <w:r>
+        <w:t xml:space="preserve"> } from "path";</w:t>
+      </w:r>
+    </w:p>
+    <w:p>
+      <w:r>
+        <w:t>// https://vite.dev/config/</w:t>
+      </w:r>
+    </w:p>
+    <w:p>
+      <w:r>
+        <w:t xml:space="preserve">export default </w:t>
+      </w:r>
+      <w:proofErr w:type="spellStart"/>
+      <w:proofErr w:type="gramStart"/>
+      <w:r>
+        <w:t>defineConfig</w:t>
+      </w:r>
+      <w:proofErr w:type="spellEnd"/>
+      <w:r>
+        <w:t>(</w:t>
+      </w:r>
+      <w:proofErr w:type="gramEnd"/>
+      <w:r>
+        <w:t>{</w:t>
+      </w:r>
+    </w:p>
+    <w:p>
+      <w:r>
+        <w:t>  plugins: [</w:t>
+      </w:r>
+      <w:proofErr w:type="gramStart"/>
+      <w:r>
+        <w:t>react(</w:t>
+      </w:r>
+      <w:proofErr w:type="gramEnd"/>
+      <w:r>
+        <w:t>)],</w:t>
+      </w:r>
+    </w:p>
+    <w:p>
+      <w:r>
+        <w:t>  resolve: {</w:t>
+      </w:r>
+    </w:p>
+    <w:p>
+      <w:r>
+        <w:lastRenderedPageBreak/>
+        <w:t>    alias: {</w:t>
+      </w:r>
+    </w:p>
+    <w:p>
+      <w:r>
+        <w:t xml:space="preserve">      "@": </w:t>
+      </w:r>
+      <w:proofErr w:type="gramStart"/>
+      <w:r>
+        <w:t>resolve(</w:t>
+      </w:r>
+      <w:proofErr w:type="gramEnd"/>
+      <w:r>
+        <w:t>__</w:t>
+      </w:r>
+      <w:proofErr w:type="spellStart"/>
+      <w:r>
+        <w:t>dirname</w:t>
+      </w:r>
+      <w:proofErr w:type="spellEnd"/>
+      <w:r>
+        <w:t>, "/</w:t>
+      </w:r>
+      <w:proofErr w:type="spellStart"/>
+      <w:r>
+        <w:t>src</w:t>
+      </w:r>
+      <w:proofErr w:type="spellEnd"/>
+      <w:r>
+        <w:t>"),</w:t>
+      </w:r>
+    </w:p>
+    <w:p>
+      <w:r>
+        <w:t>    },</w:t>
+      </w:r>
+    </w:p>
+    <w:p>
+      <w:r>
+        <w:t>  },</w:t>
+      </w:r>
+    </w:p>
+    <w:p>
+      <w:r>
+        <w:t>});</w:t>
+      </w:r>
+    </w:p>
+    <w:p/>
+    <w:p/>
+    <w:p>
+      <w:proofErr w:type="spellStart"/>
+      <w:proofErr w:type="gramStart"/>
+      <w:r>
+        <w:rPr>
+          <w:rFonts w:hint="eastAsia"/>
+        </w:rPr>
+        <w:t>tsconfig.node</w:t>
+      </w:r>
+      <w:proofErr w:type="gramEnd"/>
+      <w:r>
+        <w:rPr>
+          <w:rFonts w:hint="eastAsia"/>
+        </w:rPr>
+        <w:t>.json</w:t>
+      </w:r>
+      <w:proofErr w:type="spellEnd"/>
+    </w:p>
+    <w:p>
+      <w:r>
+        <w:rPr>
+          <w:noProof/>
+        </w:rPr>
+        <w:drawing>
+          <wp:inline distT="0" distB="0" distL="0" distR="0" wp14:anchorId="5F3F2E53" wp14:editId="47399E02">
+            <wp:extent cx="5274310" cy="1721485"/>
+            <wp:effectExtent l="0" t="0" r="2540" b="0"/>
+            <wp:docPr id="1330779699" name="图片 1"/>
+            <wp:cNvGraphicFramePr>
+              <a:graphicFrameLocks xmlns:a="http://schemas.openxmlformats.org/drawingml/2006/main" noChangeAspect="1"/>
+            </wp:cNvGraphicFramePr>
+            <a:graphic xmlns:a="http://schemas.openxmlformats.org/drawingml/2006/main">
+              <a:graphicData uri="http://schemas.openxmlformats.org/drawingml/2006/picture">
+                <pic:pic xmlns:pic="http://schemas.openxmlformats.org/drawingml/2006/picture">
+                  <pic:nvPicPr>
+                    <pic:cNvPr id="1330779699" name=""/>
+                    <pic:cNvPicPr/>
+                  </pic:nvPicPr>
+                  <pic:blipFill>
+                    <a:blip r:embed="rId25"/>
+                    <a:stretch>
+                      <a:fillRect/>
+                    </a:stretch>
+                  </pic:blipFill>
+                  <pic:spPr>
+                    <a:xfrm>
+                      <a:off x="0" y="0"/>
+                      <a:ext cx="5274310" cy="1721485"/>
+                    </a:xfrm>
+                    <a:prstGeom prst="rect">
+                      <a:avLst/>
+                    </a:prstGeom>
+                  </pic:spPr>
+                </pic:pic>
+              </a:graphicData>
+            </a:graphic>
+          </wp:inline>
+        </w:drawing>
+      </w:r>
+    </w:p>
+    <w:p>
+      <w:pPr>
+        <w:rPr>
+          <w:rFonts w:hint="eastAsia"/>
+        </w:rPr>
+      </w:pPr>
+    </w:p>
+    <w:p>
+      <w:r>
+        <w:rPr>
+          <w:rFonts w:hint="eastAsia"/>
+        </w:rPr>
+        <w:t>设置多环境</w:t>
+      </w:r>
+    </w:p>
+    <w:p>
+      <w:r>
+        <w:rPr>
+          <w:rFonts w:hint="eastAsia"/>
+        </w:rPr>
+        <w:t>新建.</w:t>
+      </w:r>
+      <w:proofErr w:type="gramStart"/>
+      <w:r>
+        <w:rPr>
+          <w:rFonts w:hint="eastAsia"/>
+        </w:rPr>
+        <w:t>env,.</w:t>
+      </w:r>
+      <w:proofErr w:type="gramEnd"/>
+      <w:r>
+        <w:rPr>
+          <w:rFonts w:hint="eastAsia"/>
+        </w:rPr>
+        <w:t>env.development,.</w:t>
+      </w:r>
+      <w:proofErr w:type="spellStart"/>
+      <w:r>
+        <w:rPr>
+          <w:rFonts w:hint="eastAsia"/>
+        </w:rPr>
+        <w:t>env.production</w:t>
+      </w:r>
+      <w:proofErr w:type="spellEnd"/>
+    </w:p>
+    <w:p>
+      <w:pPr>
+        <w:rPr>
+          <w:rFonts w:hint="eastAsia"/>
+        </w:rPr>
+      </w:pPr>
+      <w:r>
+        <w:rPr>
+          <w:noProof/>
+        </w:rPr>
+        <w:drawing>
+          <wp:inline distT="0" distB="0" distL="0" distR="0" wp14:anchorId="7532EDF7" wp14:editId="73C2E537">
+            <wp:extent cx="5274310" cy="2032000"/>
+            <wp:effectExtent l="0" t="0" r="2540" b="6350"/>
+            <wp:docPr id="693861992" name="图片 8"/>
+            <wp:cNvGraphicFramePr>
+              <a:graphicFrameLocks xmlns:a="http://schemas.openxmlformats.org/drawingml/2006/main" noChangeAspect="1"/>
+            </wp:cNvGraphicFramePr>
+            <a:graphic xmlns:a="http://schemas.openxmlformats.org/drawingml/2006/main">
+              <a:graphicData uri="http://schemas.openxmlformats.org/drawingml/2006/picture">
+                <pic:pic xmlns:pic="http://schemas.openxmlformats.org/drawingml/2006/picture">
+                  <pic:nvPicPr>
+                    <pic:cNvPr id="0" name="Picture 8"/>
+                    <pic:cNvPicPr>
+                      <a:picLocks noChangeAspect="1" noChangeArrowheads="1"/>
+                    </pic:cNvPicPr>
+                  </pic:nvPicPr>
+                  <pic:blipFill>
+                    <a:blip r:embed="rId26">
+                      <a:extLst>
+                        <a:ext uri="{28A0092B-C50C-407E-A947-70E740481C1C}">
+                          <a14:useLocalDpi xmlns:a14="http://schemas.microsoft.com/office/drawing/2010/main" val="0"/>
+                        </a:ext>
+                      </a:extLst>
+                    </a:blip>
+                    <a:srcRect/>
+                    <a:stretch>
+                      <a:fillRect/>
+                    </a:stretch>
+                  </pic:blipFill>
+                  <pic:spPr bwMode="auto">
+                    <a:xfrm>
+                      <a:off x="0" y="0"/>
+                      <a:ext cx="5274310" cy="2032000"/>
+                    </a:xfrm>
+                    <a:prstGeom prst="rect">
+                      <a:avLst/>
+                    </a:prstGeom>
+                    <a:noFill/>
+                    <a:ln>
+                      <a:noFill/>
+                    </a:ln>
+                  </pic:spPr>
+                </pic:pic>
+              </a:graphicData>
+            </a:graphic>
+          </wp:inline>
+        </w:drawing>
+      </w:r>
+    </w:p>
+    <w:p>
+      <w:r>
+        <w:rPr>
+          <w:noProof/>
+        </w:rPr>
+        <w:drawing>
+          <wp:inline distT="0" distB="0" distL="0" distR="0" wp14:anchorId="0EEDDEF4" wp14:editId="7FF831FA">
+            <wp:extent cx="5274310" cy="1228725"/>
+            <wp:effectExtent l="0" t="0" r="2540" b="9525"/>
+            <wp:docPr id="1704687870" name="图片 6"/>
+            <wp:cNvGraphicFramePr>
+              <a:graphicFrameLocks xmlns:a="http://schemas.openxmlformats.org/drawingml/2006/main" noChangeAspect="1"/>
+            </wp:cNvGraphicFramePr>
+            <a:graphic xmlns:a="http://schemas.openxmlformats.org/drawingml/2006/main">
+              <a:graphicData uri="http://schemas.openxmlformats.org/drawingml/2006/picture">
+                <pic:pic xmlns:pic="http://schemas.openxmlformats.org/drawingml/2006/picture">
+                  <pic:nvPicPr>
+                    <pic:cNvPr id="0" name="Picture 6"/>
+                    <pic:cNvPicPr>
+                      <a:picLocks noChangeAspect="1" noChangeArrowheads="1"/>
+                    </pic:cNvPicPr>
+                  </pic:nvPicPr>
+                  <pic:blipFill>
+                    <a:blip r:embed="rId27">
+                      <a:extLst>
+                        <a:ext uri="{28A0092B-C50C-407E-A947-70E740481C1C}">
+                          <a14:useLocalDpi xmlns:a14="http://schemas.microsoft.com/office/drawing/2010/main" val="0"/>
+                        </a:ext>
+                      </a:extLst>
+                    </a:blip>
+                    <a:srcRect/>
+                    <a:stretch>
+                      <a:fillRect/>
+                    </a:stretch>
+                  </pic:blipFill>
+                  <pic:spPr bwMode="auto">
+                    <a:xfrm>
+                      <a:off x="0" y="0"/>
+                      <a:ext cx="5274310" cy="1228725"/>
+                    </a:xfrm>
+                    <a:prstGeom prst="rect">
+                      <a:avLst/>
+                    </a:prstGeom>
+                    <a:noFill/>
+                    <a:ln>
+                      <a:noFill/>
+                    </a:ln>
+                  </pic:spPr>
+                </pic:pic>
+              </a:graphicData>
+            </a:graphic>
+          </wp:inline>
+        </w:drawing>
+      </w:r>
+    </w:p>
+    <w:p>
+      <w:pPr>
+        <w:rPr>
+          <w:rFonts w:hint="eastAsia"/>
+        </w:rPr>
+      </w:pPr>
+      <w:r>
+        <w:rPr>
+          <w:noProof/>
+        </w:rPr>
+        <w:lastRenderedPageBreak/>
+        <w:drawing>
+          <wp:inline distT="0" distB="0" distL="0" distR="0" wp14:anchorId="3EFB270E" wp14:editId="5ADCB323">
+            <wp:extent cx="5274310" cy="1931035"/>
+            <wp:effectExtent l="0" t="0" r="2540" b="0"/>
+            <wp:docPr id="186458711" name="图片 7"/>
+            <wp:cNvGraphicFramePr>
+              <a:graphicFrameLocks xmlns:a="http://schemas.openxmlformats.org/drawingml/2006/main" noChangeAspect="1"/>
+            </wp:cNvGraphicFramePr>
+            <a:graphic xmlns:a="http://schemas.openxmlformats.org/drawingml/2006/main">
+              <a:graphicData uri="http://schemas.openxmlformats.org/drawingml/2006/picture">
+                <pic:pic xmlns:pic="http://schemas.openxmlformats.org/drawingml/2006/picture">
+                  <pic:nvPicPr>
+                    <pic:cNvPr id="0" name="Picture 7"/>
+                    <pic:cNvPicPr>
+                      <a:picLocks noChangeAspect="1" noChangeArrowheads="1"/>
+                    </pic:cNvPicPr>
+                  </pic:nvPicPr>
+                  <pic:blipFill>
+                    <a:blip r:embed="rId28">
+                      <a:extLst>
+                        <a:ext uri="{28A0092B-C50C-407E-A947-70E740481C1C}">
+                          <a14:useLocalDpi xmlns:a14="http://schemas.microsoft.com/office/drawing/2010/main" val="0"/>
+                        </a:ext>
+                      </a:extLst>
+                    </a:blip>
+                    <a:srcRect/>
+                    <a:stretch>
+                      <a:fillRect/>
+                    </a:stretch>
+                  </pic:blipFill>
+                  <pic:spPr bwMode="auto">
+                    <a:xfrm>
+                      <a:off x="0" y="0"/>
+                      <a:ext cx="5274310" cy="1931035"/>
+                    </a:xfrm>
+                    <a:prstGeom prst="rect">
+                      <a:avLst/>
+                    </a:prstGeom>
+                    <a:noFill/>
+                    <a:ln>
+                      <a:noFill/>
+                    </a:ln>
+                  </pic:spPr>
+                </pic:pic>
+              </a:graphicData>
+            </a:graphic>
+          </wp:inline>
+        </w:drawing>
+      </w:r>
+    </w:p>
+    <w:p>
+      <w:r>
+        <w:rPr>
+          <w:noProof/>
+        </w:rPr>
+        <w:drawing>
+          <wp:inline distT="0" distB="0" distL="0" distR="0" wp14:anchorId="2BF85FA6" wp14:editId="06DED560">
+            <wp:extent cx="5274310" cy="1626235"/>
+            <wp:effectExtent l="0" t="0" r="2540" b="0"/>
+            <wp:docPr id="2096618496" name="图片 5"/>
+            <wp:cNvGraphicFramePr>
+              <a:graphicFrameLocks xmlns:a="http://schemas.openxmlformats.org/drawingml/2006/main" noChangeAspect="1"/>
+            </wp:cNvGraphicFramePr>
+            <a:graphic xmlns:a="http://schemas.openxmlformats.org/drawingml/2006/main">
+              <a:graphicData uri="http://schemas.openxmlformats.org/drawingml/2006/picture">
+                <pic:pic xmlns:pic="http://schemas.openxmlformats.org/drawingml/2006/picture">
+                  <pic:nvPicPr>
+                    <pic:cNvPr id="0" name="Picture 5"/>
+                    <pic:cNvPicPr>
+                      <a:picLocks noChangeAspect="1" noChangeArrowheads="1"/>
+                    </pic:cNvPicPr>
+                  </pic:nvPicPr>
+                  <pic:blipFill>
+                    <a:blip r:embed="rId29">
+                      <a:extLst>
+                        <a:ext uri="{28A0092B-C50C-407E-A947-70E740481C1C}">
+                          <a14:useLocalDpi xmlns:a14="http://schemas.microsoft.com/office/drawing/2010/main" val="0"/>
+                        </a:ext>
+                      </a:extLst>
+                    </a:blip>
+                    <a:srcRect/>
+                    <a:stretch>
+                      <a:fillRect/>
+                    </a:stretch>
+                  </pic:blipFill>
+                  <pic:spPr bwMode="auto">
+                    <a:xfrm>
+                      <a:off x="0" y="0"/>
+                      <a:ext cx="5274310" cy="1626235"/>
+                    </a:xfrm>
+                    <a:prstGeom prst="rect">
+                      <a:avLst/>
+                    </a:prstGeom>
+                    <a:noFill/>
+                    <a:ln>
+                      <a:noFill/>
+                    </a:ln>
+                  </pic:spPr>
+                </pic:pic>
+              </a:graphicData>
+            </a:graphic>
+          </wp:inline>
+        </w:drawing>
+      </w:r>
+    </w:p>
+    <w:p>
+      <w:pPr>
+        <w:rPr>
+          <w:rFonts w:hint="eastAsia"/>
+        </w:rPr>
+      </w:pPr>
+      <w:r>
+        <w:rPr>
+          <w:rFonts w:hint="eastAsia"/>
+        </w:rPr>
+        <w:t>修改</w:t>
+      </w:r>
+      <w:proofErr w:type="spellStart"/>
+      <w:r>
+        <w:rPr>
+          <w:rFonts w:hint="eastAsia"/>
+        </w:rPr>
+        <w:t>package.json</w:t>
+      </w:r>
+      <w:proofErr w:type="spellEnd"/>
+      <w:r>
+        <w:rPr>
+          <w:rFonts w:hint="eastAsia"/>
+        </w:rPr>
+        <w:t>,运行不同的环境</w:t>
+      </w:r>
+    </w:p>
+    <w:p>
+      <w:r>
+        <w:rPr>
+          <w:noProof/>
+        </w:rPr>
+        <w:drawing>
+          <wp:inline distT="0" distB="0" distL="0" distR="0" wp14:anchorId="72C46A32" wp14:editId="69DA8A2D">
+            <wp:extent cx="5274310" cy="1282700"/>
+            <wp:effectExtent l="0" t="0" r="2540" b="0"/>
+            <wp:docPr id="2052064269" name="图片 9"/>
+            <wp:cNvGraphicFramePr>
+              <a:graphicFrameLocks xmlns:a="http://schemas.openxmlformats.org/drawingml/2006/main" noChangeAspect="1"/>
+            </wp:cNvGraphicFramePr>
+            <a:graphic xmlns:a="http://schemas.openxmlformats.org/drawingml/2006/main">
+              <a:graphicData uri="http://schemas.openxmlformats.org/drawingml/2006/picture">
+                <pic:pic xmlns:pic="http://schemas.openxmlformats.org/drawingml/2006/picture">
+                  <pic:nvPicPr>
+                    <pic:cNvPr id="0" name="Picture 9"/>
+                    <pic:cNvPicPr>
+                      <a:picLocks noChangeAspect="1" noChangeArrowheads="1"/>
+                    </pic:cNvPicPr>
+                  </pic:nvPicPr>
+                  <pic:blipFill>
+                    <a:blip r:embed="rId30">
+                      <a:extLst>
+                        <a:ext uri="{28A0092B-C50C-407E-A947-70E740481C1C}">
+                          <a14:useLocalDpi xmlns:a14="http://schemas.microsoft.com/office/drawing/2010/main" val="0"/>
+                        </a:ext>
+                      </a:extLst>
+                    </a:blip>
+                    <a:srcRect/>
+                    <a:stretch>
+                      <a:fillRect/>
+                    </a:stretch>
+                  </pic:blipFill>
+                  <pic:spPr bwMode="auto">
+                    <a:xfrm>
+                      <a:off x="0" y="0"/>
+                      <a:ext cx="5274310" cy="1282700"/>
+                    </a:xfrm>
+                    <a:prstGeom prst="rect">
+                      <a:avLst/>
+                    </a:prstGeom>
+                    <a:noFill/>
+                    <a:ln>
+                      <a:noFill/>
+                    </a:ln>
+                  </pic:spPr>
+                </pic:pic>
+              </a:graphicData>
+            </a:graphic>
+          </wp:inline>
+        </w:drawing>
+      </w:r>
+    </w:p>
+    <w:p>
+      <w:pPr>
+        <w:rPr>
+          <w:rFonts w:hint="eastAsia"/>
+        </w:rPr>
+      </w:pPr>
+      <w:r>
+        <w:rPr>
+          <w:rFonts w:hint="eastAsia"/>
+        </w:rPr>
+        <w:t>修改</w:t>
+      </w:r>
+      <w:proofErr w:type="spellStart"/>
+      <w:r>
+        <w:rPr>
+          <w:rFonts w:hint="eastAsia"/>
+        </w:rPr>
+        <w:t>vite.config.ts</w:t>
+      </w:r>
+      <w:proofErr w:type="spellEnd"/>
+    </w:p>
+    <w:p>
+      <w:r>
+        <w:rPr>
+          <w:noProof/>
+        </w:rPr>
+        <w:drawing>
+          <wp:inline distT="0" distB="0" distL="0" distR="0" wp14:anchorId="3C2CA0CD" wp14:editId="00DD6E61">
+            <wp:extent cx="5274310" cy="2614295"/>
+            <wp:effectExtent l="0" t="0" r="2540" b="0"/>
+            <wp:docPr id="61431376" name="图片 10"/>
+            <wp:cNvGraphicFramePr>
+              <a:graphicFrameLocks xmlns:a="http://schemas.openxmlformats.org/drawingml/2006/main" noChangeAspect="1"/>
+            </wp:cNvGraphicFramePr>
+            <a:graphic xmlns:a="http://schemas.openxmlformats.org/drawingml/2006/main">
+              <a:graphicData uri="http://schemas.openxmlformats.org/drawingml/2006/picture">
+                <pic:pic xmlns:pic="http://schemas.openxmlformats.org/drawingml/2006/picture">
+                  <pic:nvPicPr>
+                    <pic:cNvPr id="0" name="Picture 10"/>
+                    <pic:cNvPicPr>
+                      <a:picLocks noChangeAspect="1" noChangeArrowheads="1"/>
+                    </pic:cNvPicPr>
+                  </pic:nvPicPr>
+                  <pic:blipFill>
+                    <a:blip r:embed="rId31">
+                      <a:extLst>
+                        <a:ext uri="{28A0092B-C50C-407E-A947-70E740481C1C}">
+                          <a14:useLocalDpi xmlns:a14="http://schemas.microsoft.com/office/drawing/2010/main" val="0"/>
+                        </a:ext>
+                      </a:extLst>
+                    </a:blip>
+                    <a:srcRect/>
+                    <a:stretch>
+                      <a:fillRect/>
+                    </a:stretch>
+                  </pic:blipFill>
+                  <pic:spPr bwMode="auto">
+                    <a:xfrm>
+                      <a:off x="0" y="0"/>
+                      <a:ext cx="5274310" cy="2614295"/>
+                    </a:xfrm>
+                    <a:prstGeom prst="rect">
+                      <a:avLst/>
+                    </a:prstGeom>
+                    <a:noFill/>
+                    <a:ln>
+                      <a:noFill/>
+                    </a:ln>
+                  </pic:spPr>
+                </pic:pic>
+              </a:graphicData>
+            </a:graphic>
+          </wp:inline>
+        </w:drawing>
+      </w:r>
+    </w:p>
+    <w:p>
+      <w:pPr>
+        <w:rPr>
+          <w:rFonts w:hint="eastAsia"/>
+        </w:rPr>
+      </w:pPr>
     </w:p>
     <w:sectPr>
       <w:pgSz w:w="11906" w:h="16838"/>
